--- a/QFE_TestAutomation_Status_20260422.docx
+++ b/QFE_TestAutomation_Status_20260422.docx
@@ -282,12 +282,6 @@
         <w:gridCol w:w="1719"/>
       </w:tblGrid>
       <w:tr>
-        <w:tblPrEx>
-          <w:tblCellMar>
-            <w:top w:w="0" w:type="dxa"/>
-            <w:bottom w:w="0" w:type="dxa"/>
-          </w:tblCellMar>
-        </w:tblPrEx>
         <w:trPr>
           <w:tblHeader/>
         </w:trPr>
@@ -425,12 +419,6 @@
         </w:tc>
       </w:tr>
       <w:tr>
-        <w:tblPrEx>
-          <w:tblCellMar>
-            <w:top w:w="0" w:type="dxa"/>
-            <w:bottom w:w="0" w:type="dxa"/>
-          </w:tblCellMar>
-        </w:tblPrEx>
         <w:tc>
           <w:tcPr>
             <w:tcW w:w="1800" w:type="dxa"/>
@@ -545,12 +533,6 @@
         </w:tc>
       </w:tr>
       <w:tr>
-        <w:tblPrEx>
-          <w:tblCellMar>
-            <w:top w:w="0" w:type="dxa"/>
-            <w:bottom w:w="0" w:type="dxa"/>
-          </w:tblCellMar>
-        </w:tblPrEx>
         <w:tc>
           <w:tcPr>
             <w:tcW w:w="1800" w:type="dxa"/>
@@ -667,12 +649,6 @@
         </w:tc>
       </w:tr>
       <w:tr>
-        <w:tblPrEx>
-          <w:tblCellMar>
-            <w:top w:w="0" w:type="dxa"/>
-            <w:bottom w:w="0" w:type="dxa"/>
-          </w:tblCellMar>
-        </w:tblPrEx>
         <w:tc>
           <w:tcPr>
             <w:tcW w:w="1800" w:type="dxa"/>
@@ -821,12 +797,6 @@
         </w:tc>
       </w:tr>
       <w:tr>
-        <w:tblPrEx>
-          <w:tblCellMar>
-            <w:top w:w="0" w:type="dxa"/>
-            <w:bottom w:w="0" w:type="dxa"/>
-          </w:tblCellMar>
-        </w:tblPrEx>
         <w:tc>
           <w:tcPr>
             <w:tcW w:w="1800" w:type="dxa"/>
@@ -987,12 +957,6 @@
         </w:tc>
       </w:tr>
       <w:tr>
-        <w:tblPrEx>
-          <w:tblCellMar>
-            <w:top w:w="0" w:type="dxa"/>
-            <w:bottom w:w="0" w:type="dxa"/>
-          </w:tblCellMar>
-        </w:tblPrEx>
         <w:tc>
           <w:tcPr>
             <w:tcW w:w="1800" w:type="dxa"/>
@@ -1118,12 +1082,6 @@
         </w:tc>
       </w:tr>
       <w:tr>
-        <w:tblPrEx>
-          <w:tblCellMar>
-            <w:top w:w="0" w:type="dxa"/>
-            <w:bottom w:w="0" w:type="dxa"/>
-          </w:tblCellMar>
-        </w:tblPrEx>
         <w:tc>
           <w:tcPr>
             <w:tcW w:w="1800" w:type="dxa"/>
@@ -1191,23 +1149,21 @@
                 <w:szCs w:val="20"/>
               </w:rPr>
               <w:lastRenderedPageBreak/>
-              <w:t>(base64 오류·empty·범위 등</w:t>
-            </w:r>
-            <w:proofErr w:type="gramStart"/>
-            <w:r>
-              <w:rPr>
-                <w:sz w:val="20"/>
-                <w:szCs w:val="20"/>
-              </w:rPr>
-              <w:t>)  ※</w:t>
-            </w:r>
-            <w:proofErr w:type="gramEnd"/>
-            <w:r>
-              <w:rPr>
-                <w:sz w:val="20"/>
-                <w:szCs w:val="20"/>
-              </w:rPr>
-              <w:t xml:space="preserve"> </w:t>
+              <w:t xml:space="preserve">(base64 오류·empty·범위 등)  </w:t>
+            </w:r>
+            <w:r>
+              <w:rPr>
+                <w:sz w:val="20"/>
+                <w:szCs w:val="20"/>
+              </w:rPr>
+              <w:br/>
+            </w:r>
+            <w:r>
+              <w:rPr>
+                <w:sz w:val="20"/>
+                <w:szCs w:val="20"/>
+              </w:rPr>
+              <w:t xml:space="preserve">※ </w:t>
             </w:r>
             <w:proofErr w:type="spellStart"/>
             <w:r>
@@ -1323,12 +1279,6 @@
         </w:tc>
       </w:tr>
       <w:tr>
-        <w:tblPrEx>
-          <w:tblCellMar>
-            <w:top w:w="0" w:type="dxa"/>
-            <w:bottom w:w="0" w:type="dxa"/>
-          </w:tblCellMar>
-        </w:tblPrEx>
         <w:tc>
           <w:tcPr>
             <w:tcW w:w="1800" w:type="dxa"/>
@@ -2141,12 +2091,6 @@
         <w:gridCol w:w="7660"/>
       </w:tblGrid>
       <w:tr>
-        <w:tblPrEx>
-          <w:tblCellMar>
-            <w:top w:w="0" w:type="dxa"/>
-            <w:bottom w:w="0" w:type="dxa"/>
-          </w:tblCellMar>
-        </w:tblPrEx>
         <w:trPr>
           <w:tblHeader/>
         </w:trPr>
@@ -2218,12 +2162,6 @@
         </w:tc>
       </w:tr>
       <w:tr>
-        <w:tblPrEx>
-          <w:tblCellMar>
-            <w:top w:w="0" w:type="dxa"/>
-            <w:bottom w:w="0" w:type="dxa"/>
-          </w:tblCellMar>
-        </w:tblPrEx>
         <w:tc>
           <w:tcPr>
             <w:tcW w:w="900" w:type="dxa"/>
@@ -2340,12 +2278,6 @@
         </w:tc>
       </w:tr>
       <w:tr>
-        <w:tblPrEx>
-          <w:tblCellMar>
-            <w:top w:w="0" w:type="dxa"/>
-            <w:bottom w:w="0" w:type="dxa"/>
-          </w:tblCellMar>
-        </w:tblPrEx>
         <w:tc>
           <w:tcPr>
             <w:tcW w:w="900" w:type="dxa"/>
@@ -2469,12 +2401,6 @@
         </w:tc>
       </w:tr>
       <w:tr>
-        <w:tblPrEx>
-          <w:tblCellMar>
-            <w:top w:w="0" w:type="dxa"/>
-            <w:bottom w:w="0" w:type="dxa"/>
-          </w:tblCellMar>
-        </w:tblPrEx>
         <w:tc>
           <w:tcPr>
             <w:tcW w:w="900" w:type="dxa"/>
@@ -4639,12 +4565,6 @@
         <w:gridCol w:w="700"/>
       </w:tblGrid>
       <w:tr>
-        <w:tblPrEx>
-          <w:tblCellMar>
-            <w:top w:w="0" w:type="dxa"/>
-            <w:bottom w:w="0" w:type="dxa"/>
-          </w:tblCellMar>
-        </w:tblPrEx>
         <w:trPr>
           <w:tblHeader/>
         </w:trPr>
@@ -4782,12 +4702,6 @@
         </w:tc>
       </w:tr>
       <w:tr>
-        <w:tblPrEx>
-          <w:tblCellMar>
-            <w:top w:w="0" w:type="dxa"/>
-            <w:bottom w:w="0" w:type="dxa"/>
-          </w:tblCellMar>
-        </w:tblPrEx>
         <w:tc>
           <w:tcPr>
             <w:tcW w:w="560" w:type="dxa"/>
@@ -4921,12 +4835,6 @@
         </w:tc>
       </w:tr>
       <w:tr>
-        <w:tblPrEx>
-          <w:tblCellMar>
-            <w:top w:w="0" w:type="dxa"/>
-            <w:bottom w:w="0" w:type="dxa"/>
-          </w:tblCellMar>
-        </w:tblPrEx>
         <w:tc>
           <w:tcPr>
             <w:tcW w:w="560" w:type="dxa"/>
@@ -5044,12 +4952,6 @@
         </w:tc>
       </w:tr>
       <w:tr>
-        <w:tblPrEx>
-          <w:tblCellMar>
-            <w:top w:w="0" w:type="dxa"/>
-            <w:bottom w:w="0" w:type="dxa"/>
-          </w:tblCellMar>
-        </w:tblPrEx>
         <w:tc>
           <w:tcPr>
             <w:tcW w:w="560" w:type="dxa"/>
@@ -5192,12 +5094,6 @@
         </w:tc>
       </w:tr>
       <w:tr>
-        <w:tblPrEx>
-          <w:tblCellMar>
-            <w:top w:w="0" w:type="dxa"/>
-            <w:bottom w:w="0" w:type="dxa"/>
-          </w:tblCellMar>
-        </w:tblPrEx>
         <w:tc>
           <w:tcPr>
             <w:tcW w:w="560" w:type="dxa"/>
@@ -5331,12 +5227,6 @@
         </w:tc>
       </w:tr>
       <w:tr>
-        <w:tblPrEx>
-          <w:tblCellMar>
-            <w:top w:w="0" w:type="dxa"/>
-            <w:bottom w:w="0" w:type="dxa"/>
-          </w:tblCellMar>
-        </w:tblPrEx>
         <w:tc>
           <w:tcPr>
             <w:tcW w:w="560" w:type="dxa"/>
@@ -5454,12 +5344,6 @@
         </w:tc>
       </w:tr>
       <w:tr>
-        <w:tblPrEx>
-          <w:tblCellMar>
-            <w:top w:w="0" w:type="dxa"/>
-            <w:bottom w:w="0" w:type="dxa"/>
-          </w:tblCellMar>
-        </w:tblPrEx>
         <w:tc>
           <w:tcPr>
             <w:tcW w:w="560" w:type="dxa"/>
@@ -5577,12 +5461,6 @@
         </w:tc>
       </w:tr>
       <w:tr>
-        <w:tblPrEx>
-          <w:tblCellMar>
-            <w:top w:w="0" w:type="dxa"/>
-            <w:bottom w:w="0" w:type="dxa"/>
-          </w:tblCellMar>
-        </w:tblPrEx>
         <w:tc>
           <w:tcPr>
             <w:tcW w:w="560" w:type="dxa"/>
@@ -5716,12 +5594,6 @@
         </w:tc>
       </w:tr>
       <w:tr>
-        <w:tblPrEx>
-          <w:tblCellMar>
-            <w:top w:w="0" w:type="dxa"/>
-            <w:bottom w:w="0" w:type="dxa"/>
-          </w:tblCellMar>
-        </w:tblPrEx>
         <w:tc>
           <w:tcPr>
             <w:tcW w:w="560" w:type="dxa"/>
@@ -5857,12 +5729,6 @@
         </w:tc>
       </w:tr>
       <w:tr>
-        <w:tblPrEx>
-          <w:tblCellMar>
-            <w:top w:w="0" w:type="dxa"/>
-            <w:bottom w:w="0" w:type="dxa"/>
-          </w:tblCellMar>
-        </w:tblPrEx>
         <w:tc>
           <w:tcPr>
             <w:tcW w:w="560" w:type="dxa"/>
@@ -5980,12 +5846,6 @@
         </w:tc>
       </w:tr>
       <w:tr>
-        <w:tblPrEx>
-          <w:tblCellMar>
-            <w:top w:w="0" w:type="dxa"/>
-            <w:bottom w:w="0" w:type="dxa"/>
-          </w:tblCellMar>
-        </w:tblPrEx>
         <w:tc>
           <w:tcPr>
             <w:tcW w:w="560" w:type="dxa"/>
@@ -6103,12 +5963,6 @@
         </w:tc>
       </w:tr>
       <w:tr>
-        <w:tblPrEx>
-          <w:tblCellMar>
-            <w:top w:w="0" w:type="dxa"/>
-            <w:bottom w:w="0" w:type="dxa"/>
-          </w:tblCellMar>
-        </w:tblPrEx>
         <w:tc>
           <w:tcPr>
             <w:tcW w:w="560" w:type="dxa"/>
@@ -6242,12 +6096,6 @@
         </w:tc>
       </w:tr>
       <w:tr>
-        <w:tblPrEx>
-          <w:tblCellMar>
-            <w:top w:w="0" w:type="dxa"/>
-            <w:bottom w:w="0" w:type="dxa"/>
-          </w:tblCellMar>
-        </w:tblPrEx>
         <w:tc>
           <w:tcPr>
             <w:tcW w:w="560" w:type="dxa"/>
